--- a/assignment3/report/reference.docx
+++ b/assignment3/report/reference.docx
@@ -485,14 +485,15 @@
   <w:docDefaults>
     <w:rPrDefault>
       <w:rPr>
-        <w:rFonts w:asciiTheme="minorHAnsi" w:eastAsiaTheme="minorEastAsia" w:hAnsiTheme="minorHAnsi" w:cstheme="minorBidi"/>
-        <w:sz w:val="24"/>
-        <w:szCs w:val="24"/>
+        <w:rFonts w:ascii="Georgia" w:hAnsi="Georgia" w:eastAsia="Georgia" w:cs="Georgia"/>
+        <w:sz w:val="21"/>
+        <w:szCs w:val="21"/>
         <w:lang w:val="en-US" w:eastAsia="zh-CN" w:bidi="ar-SA"/>
       </w:rPr>
     </w:rPrDefault>
     <w:pPrDefault>
       <w:pPr>
+        <w:jc w:val="both"/>
         <w:spacing w:after="200"/>
       </w:pPr>
     </w:pPrDefault>

--- a/assignment3/report/reference.docx
+++ b/assignment3/report/reference.docx
@@ -314,6 +314,8 @@
       </w:r>
     </w:p>
     <w:sectPr>
+      <w:pgSz w:w="11906" w:h="16838"/>
+      <w:pgMar w:top="1134" w:right="1021" w:bottom="1134" w:left="1021" w:header="709" w:footer="709" w:gutter="0"/>
       <w:footnotePr>
         <w:numRestart w:val="eachSect"/>
       </w:footnotePr>
@@ -493,7 +495,6 @@
     </w:rPrDefault>
     <w:pPrDefault>
       <w:pPr>
-        <w:jc w:val="both"/>
         <w:spacing w:after="200"/>
       </w:pPr>
     </w:pPrDefault>
@@ -509,7 +510,8 @@
     <w:link w:val="BodyTextChar"/>
     <w:qFormat/>
     <w:pPr>
-      <w:spacing w:before="180" w:after="180"/>
+      <w:jc w:val="both"/>
+      <w:spacing w:before="120" w:after="120" w:line="276" w:lineRule="auto"/>
     </w:pPr>
   </w:style>
   <w:style w:type="paragraph" w:customStyle="1" w:styleId="FirstParagraph">
@@ -523,7 +525,8 @@
     <w:basedOn w:val="BodyText"/>
     <w:qFormat/>
     <w:pPr>
-      <w:spacing w:before="36" w:after="36"/>
+      <w:jc w:val="left"/>
+      <w:spacing w:before="20" w:after="20" w:line="240" w:lineRule="auto"/>
     </w:pPr>
   </w:style>
   <w:style w:type="paragraph" w:styleId="Title">
@@ -670,14 +673,16 @@
     <w:pPr>
       <w:keepNext/>
       <w:keepLines/>
-      <w:spacing w:before="360" w:after="80"/>
+      <w:jc w:val="left"/>
+      <w:spacing w:before="400" w:after="160"/>
       <w:outlineLvl w:val="0"/>
     </w:pPr>
     <w:rPr>
-      <w:rFonts w:asciiTheme="majorHAnsi" w:eastAsiaTheme="majorEastAsia" w:hAnsiTheme="majorHAnsi" w:cstheme="majorBidi"/>
-      <w:color w:val="0F4761" w:themeColor="accent1" w:themeShade="BF"/>
-      <w:sz w:val="40"/>
-      <w:szCs w:val="40"/>
+      <w:rFonts w:ascii="Georgia" w:hAnsi="Georgia"/>
+      <w:b/>
+      <w:color w:val="1A1A1A"/>
+      <w:sz w:val="32"/>
+      <w:szCs w:val="32"/>
     </w:rPr>
   </w:style>
   <w:style w:type="paragraph" w:styleId="Heading2">
@@ -693,14 +698,16 @@
     <w:pPr>
       <w:keepNext/>
       <w:keepLines/>
-      <w:spacing w:before="160" w:after="80"/>
+      <w:jc w:val="left"/>
+      <w:spacing w:before="320" w:after="140"/>
       <w:outlineLvl w:val="1"/>
     </w:pPr>
     <w:rPr>
-      <w:rFonts w:asciiTheme="majorHAnsi" w:eastAsiaTheme="majorEastAsia" w:hAnsiTheme="majorHAnsi" w:cstheme="majorBidi"/>
-      <w:color w:val="0F4761" w:themeColor="accent1" w:themeShade="BF"/>
-      <w:sz w:val="32"/>
-      <w:szCs w:val="32"/>
+      <w:rFonts w:ascii="Georgia" w:hAnsi="Georgia"/>
+      <w:b/>
+      <w:color w:val="1A1A1A"/>
+      <w:sz w:val="26"/>
+      <w:szCs w:val="26"/>
     </w:rPr>
   </w:style>
   <w:style w:type="paragraph" w:styleId="Heading3">
@@ -716,14 +723,16 @@
     <w:pPr>
       <w:keepNext/>
       <w:keepLines/>
-      <w:spacing w:before="160" w:after="80"/>
+      <w:jc w:val="left"/>
+      <w:spacing w:before="260" w:after="120"/>
       <w:outlineLvl w:val="2"/>
     </w:pPr>
     <w:rPr>
-      <w:rFonts w:eastAsiaTheme="majorEastAsia" w:cstheme="majorBidi"/>
-      <w:color w:val="0F4761" w:themeColor="accent1" w:themeShade="BF"/>
-      <w:sz w:val="28"/>
-      <w:szCs w:val="28"/>
+      <w:rFonts w:ascii="Georgia" w:hAnsi="Georgia"/>
+      <w:b/>
+      <w:color w:val="1A1A1A"/>
+      <w:sz w:val="22"/>
+      <w:szCs w:val="22"/>
     </w:rPr>
   </w:style>
   <w:style w:type="paragraph" w:styleId="Heading4">
@@ -1087,16 +1096,26 @@
   <w:style w:type="paragraph" w:customStyle="1" w:styleId="ImageCaption">
     <w:name w:val="Image Caption"/>
     <w:basedOn w:val="Caption"/>
+    <w:pPr>
+      <w:jc w:val="center"/>
+      <w:spacing w:before="0" w:after="240"/>
+    </w:pPr>
   </w:style>
   <w:style w:type="paragraph" w:customStyle="1" w:styleId="Figure">
     <w:name w:val="Figure"/>
     <w:basedOn w:val="Normal"/>
+    <w:pPr>
+      <w:jc w:val="center"/>
+      <w:spacing w:before="180" w:after="60"/>
+    </w:pPr>
   </w:style>
   <w:style w:type="paragraph" w:customStyle="1" w:styleId="CaptionedFigure">
     <w:name w:val="Captioned Figure"/>
     <w:basedOn w:val="Figure"/>
     <w:pPr>
       <w:keepNext/>
+      <w:jc w:val="center"/>
+      <w:spacing w:before="180" w:after="60"/>
     </w:pPr>
   </w:style>
   <w:style w:type="character" w:customStyle="1" w:styleId="BodyTextChar">
@@ -1105,11 +1124,11 @@
     <w:link w:val="BodyText"/>
   </w:style>
   <w:style w:type="character" w:customStyle="1" w:styleId="VerbatimChar">
-    <w:name w:val="Verbatim Char"/>
-    <w:basedOn w:val="BodyTextChar"/>
-    <w:rPr>
-      <w:rFonts w:ascii="Consolas" w:hAnsi="Consolas"/>
-      <w:sz w:val="22"/>
+    <w:rPr>
+      <w:rFonts w:ascii="Menlo" w:hAnsi="Menlo" w:cs="Menlo"/>
+      <w:sz w:val="17"/>
+      <w:szCs w:val="17"/>
+      <w:shd w:val="clear" w:fill="F2F2F2"/>
     </w:rPr>
   </w:style>
   <w:style w:type="character" w:customStyle="1" w:styleId="SectionNumber">
@@ -1146,6 +1165,23 @@
       <w:b w:val="0"/>
       <w:bCs w:val="0"/>
       <w:color w:val="365F91" w:themeColor="accent1" w:themeShade="BF"/>
+    </w:rPr>
+  </w:style>
+  <w:style w:type="paragraph" w:customStyle="1" w:styleId="SourceCode">
+    <w:name w:val="Source Code"/>
+    <w:basedOn w:val="Normal"/>
+    <w:qFormat/>
+    <w:pPr>
+      <w:jc w:val="left"/>
+      <w:spacing w:before="0" w:after="0" w:line="240" w:lineRule="auto"/>
+      <w:ind w:left="170" w:right="170"/>
+      <w:shd w:val="clear" w:fill="F4F4F4"/>
+      <w:contextualSpacing/>
+    </w:pPr>
+    <w:rPr>
+      <w:rFonts w:ascii="Menlo" w:hAnsi="Menlo" w:cs="Menlo"/>
+      <w:sz w:val="16"/>
+      <w:szCs w:val="16"/>
     </w:rPr>
   </w:style>
 </w:styles>

--- a/assignment3/report/reference.docx
+++ b/assignment3/report/reference.docx
@@ -314,6 +314,8 @@
       </w:r>
     </w:p>
     <w:sectPr>
+      <w:headerReference w:type="default" r:id="rId31"/>
+      <w:footerReference w:type="default" r:id="rId32"/>
       <w:pgSz w:w="11906" w:h="16838"/>
       <w:pgMar w:top="1134" w:right="1021" w:bottom="1134" w:left="1021" w:header="709" w:footer="709" w:gutter="0"/>
       <w:footnotePr>
@@ -328,6 +330,56 @@
 <w:comments xmlns:w="http://schemas.openxmlformats.org/wordprocessingml/2006/main" xmlns:m="http://schemas.openxmlformats.org/officeDocument/2006/math" xmlns:r="http://schemas.openxmlformats.org/officeDocument/2006/relationships" xmlns:o="urn:schemas-microsoft-com:office:office" xmlns:v="urn:schemas-microsoft-com:vml" xmlns:w10="urn:schemas-microsoft-com:office:word" xmlns:a="http://schemas.openxmlformats.org/drawingml/2006/main" xmlns:pic="http://schemas.openxmlformats.org/drawingml/2006/picture" xmlns:wp="http://schemas.openxmlformats.org/drawingml/2006/wordprocessingDrawing"/>
 </file>
 
+<file path=word/footer1.xml><?xml version="1.0" encoding="utf-8"?>
+<w:ftr xmlns:w="http://schemas.openxmlformats.org/wordprocessingml/2006/main">
+  <w:p>
+    <w:pPr>
+      <w:jc w:val="center"/>
+    </w:pPr>
+    <w:r>
+      <w:rPr>
+        <w:rFonts w:ascii="Georgia" w:hAnsi="Georgia"/>
+        <w:sz w:val="16"/>
+        <w:color w:val="666666"/>
+      </w:rPr>
+      <w:t xml:space="preserve">Page </w:t>
+    </w:r>
+    <w:r>
+      <w:fldChar w:fldCharType="begin"/>
+    </w:r>
+    <w:r>
+      <w:instrText xml:space="preserve"> PAGE </w:instrText>
+    </w:r>
+    <w:r>
+      <w:fldChar w:fldCharType="separate"/>
+    </w:r>
+    <w:r>
+      <w:fldChar w:fldCharType="end"/>
+    </w:r>
+    <w:r>
+      <w:rPr>
+        <w:rFonts w:ascii="Georgia" w:hAnsi="Georgia"/>
+        <w:sz w:val="16"/>
+        <w:color w:val="666666"/>
+      </w:rPr>
+      <w:t xml:space="preserve"> of </w:t>
+    </w:r>
+    <w:r>
+      <w:fldChar w:fldCharType="begin"/>
+    </w:r>
+    <w:r>
+      <w:instrText xml:space="preserve"> NUMPAGES </w:instrText>
+    </w:r>
+    <w:r>
+      <w:fldChar w:fldCharType="separate"/>
+    </w:r>
+    <w:r>
+      <w:fldChar w:fldCharType="end"/>
+    </w:r>
+  </w:p>
+</w:ftr>
+</file>
+
 <file path=word/footnotes.xml><?xml version="1.0" encoding="utf-8"?>
 <w:footnotes xmlns:w="http://schemas.openxmlformats.org/wordprocessingml/2006/main" xmlns:m="http://schemas.openxmlformats.org/officeDocument/2006/math" xmlns:r="http://schemas.openxmlformats.org/officeDocument/2006/relationships" xmlns:o="urn:schemas-microsoft-com:office:office" xmlns:v="urn:schemas-microsoft-com:vml" xmlns:w10="urn:schemas-microsoft-com:office:word" xmlns:a="http://schemas.openxmlformats.org/drawingml/2006/main" xmlns:pic="http://schemas.openxmlformats.org/drawingml/2006/picture" xmlns:wp="http://schemas.openxmlformats.org/drawingml/2006/wordprocessingDrawing">
   <w:footnote w:type="continuationSeparator" w:id="0">
@@ -369,6 +421,27 @@
     </w:p>
   </w:footnote>
 </w:footnotes>
+</file>
+
+<file path=word/header1.xml><?xml version="1.0" encoding="utf-8"?>
+<w:hdr xmlns:w="http://schemas.openxmlformats.org/wordprocessingml/2006/main">
+  <w:p>
+    <w:pPr>
+      <w:jc w:val="left"/>
+      <w:pBdr>
+        <w:bottom w:val="single" w:sz="4" w:space="4" w:color="AAAAAA"/>
+      </w:pBdr>
+    </w:pPr>
+    <w:r>
+      <w:rPr>
+        <w:rFonts w:ascii="Georgia" w:hAnsi="Georgia"/>
+        <w:sz w:val="16"/>
+        <w:color w:val="666666"/>
+      </w:rPr>
+      <w:t>Ledgr — Advanced Web Development, Assignment 3</w:t>
+    </w:r>
+  </w:p>
+</w:hdr>
 </file>
 
 <file path=word/numbering.xml><?xml version="1.0" encoding="utf-8"?>

--- a/assignment3/report/reference.docx
+++ b/assignment3/report/reference.docx
@@ -1197,6 +1197,10 @@
     <w:link w:val="BodyText"/>
   </w:style>
   <w:style w:type="character" w:customStyle="1" w:styleId="VerbatimChar">
+    <w:name w:val="Verbatim Char"/>
+    <w:basedOn w:val="DefaultParagraphFont"/>
+    <w:uiPriority w:val="1"/>
+    <w:qFormat/>
     <w:rPr>
       <w:rFonts w:ascii="Menlo" w:hAnsi="Menlo" w:cs="Menlo"/>
       <w:sz w:val="17"/>
